--- a/docs/交付物/操作手册-正式版.docx
+++ b/docs/交付物/操作手册-正式版.docx
@@ -36,7 +36,7 @@
           <w:b w:val="0"/>
           <w:sz w:val="21"/>
         </w:rPr>
-        <w:t>：V4.0（功能全量版）</w:t>
+        <w:t>：V4.1（功能全量版）</w:t>
       </w:r>
     </w:p>
     <w:p>
@@ -120,7 +120,7 @@
           <w:b w:val="0"/>
           <w:sz w:val="21"/>
         </w:rPr>
-        <w:t>：2026-10-28</w:t>
+        <w:t>：2026-10-28（V4.1 增补通知与统计）</w:t>
       </w:r>
     </w:p>
     <w:p>
@@ -1319,7 +1319,20 @@
           <w:b w:val="0"/>
           <w:sz w:val="20"/>
         </w:rPr>
-        <w:t>6. 删除前校验子项目与引用关系。</w:t>
+        <w:t>6. 删除文件夹前校验其下是否还有项目，有则拒绝删除；</w:t>
+      </w:r>
+    </w:p>
+    <w:p>
+      <w:pPr>
+        <w:ind w:left="340"/>
+      </w:pPr>
+      <w:r>
+        <w:rPr>
+          <w:rFonts w:ascii="微软雅黑" w:hAnsi="微软雅黑" w:eastAsia="微软雅黑"/>
+          <w:b w:val="0"/>
+          <w:sz w:val="20"/>
+        </w:rPr>
+        <w:t>7. 删除项目前校验是否被模板/任务引用，被引用则拒绝。</w:t>
       </w:r>
     </w:p>
     <w:p>
@@ -1403,7 +1416,114 @@
           <w:b w:val="0"/>
           <w:sz w:val="20"/>
         </w:rPr>
-        <w:t>点击消息可跳转到对应任务/数据，支持单条已读与全部已读。</w:t>
+        <w:t>点击消息可跳转到对应任务/数据，支持单条已读与全部已读；</w:t>
+      </w:r>
+    </w:p>
+    <w:p>
+      <w:pPr>
+        <w:pStyle w:val="ListBullet"/>
+      </w:pPr>
+      <w:r>
+        <w:rPr>
+          <w:rFonts w:ascii="微软雅黑" w:hAnsi="微软雅黑" w:eastAsia="微软雅黑"/>
+          <w:b/>
+          <w:sz w:val="20"/>
+        </w:rPr>
+        <w:t>消息通知规则（5 类）</w:t>
+      </w:r>
+      <w:r>
+        <w:rPr>
+          <w:rFonts w:ascii="微软雅黑" w:hAnsi="微软雅黑" w:eastAsia="微软雅黑"/>
+          <w:b w:val="0"/>
+          <w:sz w:val="20"/>
+        </w:rPr>
+        <w:t>：</w:t>
+      </w:r>
+    </w:p>
+    <w:p>
+      <w:pPr>
+        <w:ind w:left="340"/>
+      </w:pPr>
+      <w:r>
+        <w:rPr>
+          <w:rFonts w:ascii="微软雅黑" w:hAnsi="微软雅黑" w:eastAsia="微软雅黑"/>
+          <w:b w:val="0"/>
+          <w:sz w:val="20"/>
+        </w:rPr>
+        <w:t>1. 模板审核通过/不通过 → 通知模板创建人；</w:t>
+      </w:r>
+    </w:p>
+    <w:p>
+      <w:pPr>
+        <w:ind w:left="340"/>
+      </w:pPr>
+      <w:r>
+        <w:rPr>
+          <w:rFonts w:ascii="微软雅黑" w:hAnsi="微软雅黑" w:eastAsia="微软雅黑"/>
+          <w:b w:val="0"/>
+          <w:sz w:val="20"/>
+        </w:rPr>
+        <w:t>2. 任务分派 → 通知被分派的填报人；</w:t>
+      </w:r>
+    </w:p>
+    <w:p>
+      <w:pPr>
+        <w:ind w:left="340"/>
+      </w:pPr>
+      <w:r>
+        <w:rPr>
+          <w:rFonts w:ascii="微软雅黑" w:hAnsi="微软雅黑" w:eastAsia="微软雅黑"/>
+          <w:b w:val="0"/>
+          <w:sz w:val="20"/>
+        </w:rPr>
+        <w:t>3. 部门审核通过 → 通知填报人；</w:t>
+      </w:r>
+    </w:p>
+    <w:p>
+      <w:pPr>
+        <w:ind w:left="340"/>
+      </w:pPr>
+      <w:r>
+        <w:rPr>
+          <w:rFonts w:ascii="微软雅黑" w:hAnsi="微软雅黑" w:eastAsia="微软雅黑"/>
+          <w:b w:val="0"/>
+          <w:sz w:val="20"/>
+        </w:rPr>
+        <w:t>4. 任务方审核通过、数据入库 → 通知填报人；</w:t>
+      </w:r>
+    </w:p>
+    <w:p>
+      <w:pPr>
+        <w:ind w:left="340"/>
+      </w:pPr>
+      <w:r>
+        <w:rPr>
+          <w:rFonts w:ascii="微软雅黑" w:hAnsi="微软雅黑" w:eastAsia="微软雅黑"/>
+          <w:b w:val="0"/>
+          <w:sz w:val="20"/>
+        </w:rPr>
+        <w:t>5. 发起补正 → 通知该任务的填报人；</w:t>
+      </w:r>
+    </w:p>
+    <w:p>
+      <w:pPr>
+        <w:pStyle w:val="ListBullet"/>
+      </w:pPr>
+      <w:r>
+        <w:rPr>
+          <w:rFonts w:ascii="微软雅黑" w:hAnsi="微软雅黑" w:eastAsia="微软雅黑"/>
+          <w:b/>
+          <w:sz w:val="20"/>
+        </w:rPr>
+        <w:t>短信催办</w:t>
+      </w:r>
+      <w:r>
+        <w:rPr>
+          <w:rFonts w:ascii="微软雅黑" w:hAnsi="微软雅黑" w:eastAsia="微软雅黑"/>
+          <w:b w:val="0"/>
+          <w:sz w:val="20"/>
+        </w:rPr>
+        <w:t>：本系统不提供短信通道，超期与催办以站内消息呈现。</w:t>
       </w:r>
     </w:p>
     <w:p>
@@ -1936,7 +2056,20 @@
           <w:b w:val="0"/>
           <w:sz w:val="20"/>
         </w:rPr>
-        <w:t>3. 不通过的模板可编辑后重新提交。</w:t>
+        <w:t>3. 不通过的模板可编辑后重新提交；</w:t>
+      </w:r>
+    </w:p>
+    <w:p>
+      <w:pPr>
+        <w:ind w:left="340"/>
+      </w:pPr>
+      <w:r>
+        <w:rPr>
+          <w:rFonts w:ascii="微软雅黑" w:hAnsi="微软雅黑" w:eastAsia="微软雅黑"/>
+          <w:b w:val="0"/>
+          <w:sz w:val="20"/>
+        </w:rPr>
+        <w:t>4. 审核结果会自动给模板创建人发站内消息（通过/不通过）。</w:t>
       </w:r>
     </w:p>
     <w:p>
@@ -2481,7 +2614,52 @@
           <w:b w:val="0"/>
           <w:sz w:val="20"/>
         </w:rPr>
-        <w:t>3. 未分派填报人的任务可点【退回】，填写原因后退回制定人。</w:t>
+        <w:t>3. 未分派填报人的任务可点【退回】，填写原因后退回制定人；</w:t>
+      </w:r>
+    </w:p>
+    <w:p>
+      <w:pPr>
+        <w:ind w:left="340"/>
+      </w:pPr>
+      <w:r>
+        <w:rPr>
+          <w:rFonts w:ascii="微软雅黑" w:hAnsi="微软雅黑" w:eastAsia="微软雅黑"/>
+          <w:b w:val="0"/>
+          <w:sz w:val="20"/>
+        </w:rPr>
+        <w:t xml:space="preserve">4. </w:t>
+      </w:r>
+      <w:r>
+        <w:rPr>
+          <w:rFonts w:ascii="微软雅黑" w:hAnsi="微软雅黑" w:eastAsia="微软雅黑"/>
+          <w:b/>
+          <w:sz w:val="20"/>
+        </w:rPr>
+        <w:t>分派统计</w:t>
+      </w:r>
+      <w:r>
+        <w:rPr>
+          <w:rFonts w:ascii="微软雅黑" w:hAnsi="微软雅黑" w:eastAsia="微软雅黑"/>
+          <w:b w:val="0"/>
+          <w:sz w:val="20"/>
+        </w:rPr>
+        <w:t xml:space="preserve">：接口 </w:t>
+      </w:r>
+      <w:r>
+        <w:rPr>
+          <w:rFonts w:ascii="Consolas" w:hAnsi="Consolas" w:eastAsia="微软雅黑"/>
+          <w:b w:val="0"/>
+          <w:sz w:val="19"/>
+        </w:rPr>
+        <w:t>GET /statistics/assign-stats</w:t>
+      </w:r>
+      <w:r>
+        <w:rPr>
+          <w:rFonts w:ascii="微软雅黑" w:hAnsi="微软雅黑" w:eastAsia="微软雅黑"/>
+          <w:b w:val="0"/>
+          <w:sz w:val="20"/>
+        </w:rPr>
+        <w:t xml:space="preserve"> 按任务列出分派人数、已填报人数与任务状态，可用于核对分派进度。</w:t>
       </w:r>
     </w:p>
     <w:p>
@@ -2848,7 +3026,7 @@
           <w:b w:val="0"/>
           <w:sz w:val="20"/>
         </w:rPr>
-        <w:t>2. 点【填报】进入表单，逐字段录入，或下载模板后上传报表；</w:t>
+        <w:t>2. 点【填报】进入表单，逐字段录入；也可点【下载模板】获取 Excel，线下填写后再上传；</w:t>
       </w:r>
     </w:p>
     <w:p>
@@ -3240,7 +3418,7 @@
           <w:b w:val="0"/>
           <w:sz w:val="20"/>
         </w:rPr>
-        <w:t>2. 查看填报数据、质量报告、附件与报表（可下载）；</w:t>
+        <w:t>2. 查看填报数据；审核列表提供【报表】下载，质量报告与附件同样可下载核对；</w:t>
       </w:r>
     </w:p>
     <w:p>
@@ -3535,7 +3713,81 @@
           <w:b w:val="0"/>
           <w:sz w:val="20"/>
         </w:rPr>
-        <w:t>5. 批次行的【明细】可查看并维护补正明细：新增行、修改行（保留原值）、删除行。</w:t>
+        <w:t>5. 批次行的【明细】可查看并维护补正明细：新增行、修改行（保留原值）、删除行；</w:t>
+      </w:r>
+    </w:p>
+    <w:p>
+      <w:pPr>
+        <w:ind w:left="340"/>
+      </w:pPr>
+      <w:r>
+        <w:rPr>
+          <w:rFonts w:ascii="微软雅黑" w:hAnsi="微软雅黑" w:eastAsia="微软雅黑"/>
+          <w:b w:val="0"/>
+          <w:sz w:val="20"/>
+        </w:rPr>
+        <w:t xml:space="preserve">6. </w:t>
+      </w:r>
+      <w:r>
+        <w:rPr>
+          <w:rFonts w:ascii="微软雅黑" w:hAnsi="微软雅黑" w:eastAsia="微软雅黑"/>
+          <w:b/>
+          <w:sz w:val="20"/>
+        </w:rPr>
+        <w:t>补正次数统计</w:t>
+      </w:r>
+      <w:r>
+        <w:rPr>
+          <w:rFonts w:ascii="微软雅黑" w:hAnsi="微软雅黑" w:eastAsia="微软雅黑"/>
+          <w:b w:val="0"/>
+          <w:sz w:val="20"/>
+        </w:rPr>
+        <w:t>：</w:t>
+      </w:r>
+      <w:r>
+        <w:rPr>
+          <w:rFonts w:ascii="Consolas" w:hAnsi="Consolas" w:eastAsia="微软雅黑"/>
+          <w:b w:val="0"/>
+          <w:sz w:val="19"/>
+        </w:rPr>
+        <w:t>GET /statistics/correct-stats</w:t>
+      </w:r>
+      <w:r>
+        <w:rPr>
+          <w:rFonts w:ascii="微软雅黑" w:hAnsi="微软雅黑" w:eastAsia="微软雅黑"/>
+          <w:b w:val="0"/>
+          <w:sz w:val="20"/>
+        </w:rPr>
+        <w:t xml:space="preserve"> 返回补正单总数、进行中、已完成（可按任务过滤）；</w:t>
+      </w:r>
+    </w:p>
+    <w:p>
+      <w:pPr>
+        <w:ind w:left="340"/>
+      </w:pPr>
+      <w:r>
+        <w:rPr>
+          <w:rFonts w:ascii="微软雅黑" w:hAnsi="微软雅黑" w:eastAsia="微软雅黑"/>
+          <w:b w:val="0"/>
+          <w:sz w:val="20"/>
+        </w:rPr>
+        <w:t xml:space="preserve">7. </w:t>
+      </w:r>
+      <w:r>
+        <w:rPr>
+          <w:rFonts w:ascii="微软雅黑" w:hAnsi="微软雅黑" w:eastAsia="微软雅黑"/>
+          <w:b/>
+          <w:sz w:val="20"/>
+        </w:rPr>
+        <w:t>导入补正</w:t>
+      </w:r>
+      <w:r>
+        <w:rPr>
+          <w:rFonts w:ascii="微软雅黑" w:hAnsi="微软雅黑" w:eastAsia="微软雅黑"/>
+          <w:b w:val="0"/>
+          <w:sz w:val="20"/>
+        </w:rPr>
+        <w:t>：与正常填报共用上传通道——下载模板 → 线下修改 → 重新上传 → 走两级审核。</w:t>
       </w:r>
     </w:p>
     <w:p>
@@ -4224,6 +4476,38 @@
                 <w:sz w:val="18"/>
               </w:rPr>
               <w:t>统计口径配置</w:t>
+            </w:r>
+          </w:p>
+        </w:tc>
+      </w:tr>
+      <w:tr>
+        <w:tc>
+          <w:tcPr>
+            <w:tcW w:type="dxa" w:w="4706"/>
+          </w:tcPr>
+          <w:p>
+            <w:r>
+              <w:rPr>
+                <w:rFonts w:ascii="微软雅黑" w:hAnsi="微软雅黑" w:eastAsia="微软雅黑"/>
+                <w:b w:val="0"/>
+                <w:sz w:val="18"/>
+              </w:rPr>
+              <w:t>统计接口</w:t>
+            </w:r>
+          </w:p>
+        </w:tc>
+        <w:tc>
+          <w:tcPr>
+            <w:tcW w:type="dxa" w:w="4706"/>
+          </w:tcPr>
+          <w:p>
+            <w:r>
+              <w:rPr>
+                <w:rFonts w:ascii="微软雅黑" w:hAnsi="微软雅黑" w:eastAsia="微软雅黑"/>
+                <w:b w:val="0"/>
+                <w:sz w:val="18"/>
+              </w:rPr>
+              <w:t>任务制定/部门完成排行/填报任务/部门下发排行、补正次数统计、分派统计</w:t>
             </w:r>
           </w:p>
         </w:tc>
@@ -4666,6 +4950,67 @@
           <w:b w:val="0"/>
           <w:sz w:val="20"/>
         </w:rPr>
+        <w:t>测试脚本：</w:t>
+      </w:r>
+      <w:r>
+        <w:rPr>
+          <w:rFonts w:ascii="Consolas" w:hAnsi="Consolas" w:eastAsia="微软雅黑"/>
+          <w:b w:val="0"/>
+          <w:sz w:val="19"/>
+        </w:rPr>
+        <w:t>tests/e2e_flow.py</w:t>
+      </w:r>
+      <w:r>
+        <w:rPr>
+          <w:rFonts w:ascii="微软雅黑" w:hAnsi="微软雅黑" w:eastAsia="微软雅黑"/>
+          <w:b w:val="0"/>
+          <w:sz w:val="20"/>
+        </w:rPr>
+        <w:t>（端到端 17 项）、</w:t>
+      </w:r>
+      <w:r>
+        <w:rPr>
+          <w:rFonts w:ascii="Consolas" w:hAnsi="Consolas" w:eastAsia="微软雅黑"/>
+          <w:b w:val="0"/>
+          <w:sz w:val="19"/>
+        </w:rPr>
+        <w:t>tests/acceptance_test.py</w:t>
+      </w:r>
+      <w:r>
+        <w:rPr>
+          <w:rFonts w:ascii="微软雅黑" w:hAnsi="微软雅黑" w:eastAsia="微软雅黑"/>
+          <w:b w:val="0"/>
+          <w:sz w:val="20"/>
+        </w:rPr>
+        <w:t>（34 项）、</w:t>
+      </w:r>
+      <w:r>
+        <w:rPr>
+          <w:rFonts w:ascii="Consolas" w:hAnsi="Consolas" w:eastAsia="微软雅黑"/>
+          <w:b w:val="0"/>
+          <w:sz w:val="19"/>
+        </w:rPr>
+        <w:t>tests/feature_test.py</w:t>
+      </w:r>
+      <w:r>
+        <w:rPr>
+          <w:rFonts w:ascii="微软雅黑" w:hAnsi="微软雅黑" w:eastAsia="微软雅黑"/>
+          <w:b w:val="0"/>
+          <w:sz w:val="20"/>
+        </w:rPr>
+        <w:t>（20 项）</w:t>
+      </w:r>
+    </w:p>
+    <w:p>
+      <w:pPr>
+        <w:pStyle w:val="ListBullet"/>
+      </w:pPr>
+      <w:r>
+        <w:rPr>
+          <w:rFonts w:ascii="微软雅黑" w:hAnsi="微软雅黑" w:eastAsia="微软雅黑"/>
+          <w:b w:val="0"/>
+          <w:sz w:val="20"/>
+        </w:rPr>
         <w:t>生产部署见《部署文档-CentOS7.9》</w:t>
       </w:r>
     </w:p>
